--- a/FOS/11/Lernbereich_1/Sprachmodelle/Chatbot/HuggingFace/Beispiellösungen.docx
+++ b/FOS/11/Lernbereich_1/Sprachmodelle/Chatbot/HuggingFace/Beispiellösungen.docx
@@ -5,7 +5,7 @@
     <w:p>
       <w:r>
         <w:pict w14:anchorId="26764416">
-          <v:rect id="_x0000_i1055" style="width:0;height:1.5pt" o:hralign="center" o:hrstd="t" o:hrnoshade="t" o:hr="t" fillcolor="gray" stroked="f"/>
+          <v:rect id="_x0000_i1025" style="width:0;height:1.5pt" o:hralign="center" o:hrstd="t" o:hrnoshade="t" o:hr="t" fillcolor="gray" stroked="f"/>
         </w:pict>
       </w:r>
     </w:p>
@@ -26,7 +26,13 @@
     </w:p>
     <w:p>
       <w:r>
-        <w:t>Wenn die Schüler die verlauf-Liste in Zelle 5 anpassen, könnten die Ergebnisse so aussehen:</w:t>
+        <w:t xml:space="preserve">Wenn die Schüler die </w:t>
+      </w:r>
+      <w:r>
+        <w:t>V</w:t>
+      </w:r>
+      <w:r>
+        <w:t>erlauf-Liste in Zelle 5 anpassen, könnten die Ergebnisse so aussehen:</w:t>
       </w:r>
     </w:p>
     <w:p>
@@ -129,7 +135,7 @@
     <w:p>
       <w:r>
         <w:pict w14:anchorId="221EBAF7">
-          <v:rect id="_x0000_i1056" style="width:0;height:1.5pt" o:hralign="center" o:hrstd="t" o:hrnoshade="t" o:hr="t" fillcolor="gray" stroked="f"/>
+          <v:rect id="_x0000_i1026" style="width:0;height:1.5pt" o:hralign="center" o:hrstd="t" o:hrnoshade="t" o:hr="t" fillcolor="gray" stroked="f"/>
         </w:pict>
       </w:r>
     </w:p>
@@ -319,7 +325,7 @@
     <w:p>
       <w:r>
         <w:pict w14:anchorId="0FF74756">
-          <v:rect id="_x0000_i1057" style="width:0;height:1.5pt" o:hralign="center" o:hrstd="t" o:hrnoshade="t" o:hr="t" fillcolor="gray" stroked="f"/>
+          <v:rect id="_x0000_i1027" style="width:0;height:1.5pt" o:hralign="center" o:hrstd="t" o:hrnoshade="t" o:hr="t" fillcolor="gray" stroked="f"/>
         </w:pict>
       </w:r>
     </w:p>
@@ -437,7 +443,7 @@
     <w:p>
       <w:r>
         <w:pict w14:anchorId="1C786B29">
-          <v:rect id="_x0000_i1058" style="width:0;height:1.5pt" o:hralign="center" o:hrstd="t" o:hrnoshade="t" o:hr="t" fillcolor="gray" stroked="f"/>
+          <v:rect id="_x0000_i1028" style="width:0;height:1.5pt" o:hralign="center" o:hrstd="t" o:hrnoshade="t" o:hr="t" fillcolor="gray" stroked="f"/>
         </w:pict>
       </w:r>
     </w:p>
@@ -544,56 +550,6 @@
       </w:pPr>
       <w:r>
         <w:t>Kommt das gewählte Sprachmodell mit Deutsch und Englisch gleich gut zurecht?</w:t>
-      </w:r>
-    </w:p>
-    <w:p>
-      <w:r>
-        <w:pict w14:anchorId="52B3D138">
-          <v:rect id="_x0000_i1059" style="width:0;height:1.5pt" o:hralign="center" o:hrstd="t" o:hrnoshade="t" o:hr="t" fillcolor="gray" stroked="f"/>
-        </w:pict>
-      </w:r>
-    </w:p>
-    <w:p>
-      <w:r>
-        <w:rPr>
-          <w:b/>
-          <w:bCs/>
-        </w:rPr>
-        <w:t>Ein kleiner technischer Hinweis für Sie:</w:t>
-      </w:r>
-    </w:p>
-    <w:p>
-      <w:r>
-        <w:t xml:space="preserve">Falls das Modell </w:t>
-      </w:r>
-      <w:r>
-        <w:rPr>
-          <w:b/>
-          <w:bCs/>
-        </w:rPr>
-        <w:t>Qwen2.5-1.5B</w:t>
-      </w:r>
-      <w:r>
-        <w:t xml:space="preserve"> in der Klasse sehr gut ankommt, können Sie den Schülern auch zeigen, dass sie es auf </w:t>
-      </w:r>
-      <w:hyperlink r:id="rId5" w:tgtFrame="_blank" w:history="1">
-        <w:proofErr w:type="spellStart"/>
-        <w:r>
-          <w:rPr>
-            <w:rStyle w:val="Hyperlink"/>
-          </w:rPr>
-          <w:t>Hugging</w:t>
-        </w:r>
-        <w:proofErr w:type="spellEnd"/>
-        <w:r>
-          <w:rPr>
-            <w:rStyle w:val="Hyperlink"/>
-          </w:rPr>
-          <w:t xml:space="preserve"> Face</w:t>
-        </w:r>
-      </w:hyperlink>
-      <w:r>
-        <w:t xml:space="preserve"> kostenlos im Browser testen können, um die „große Version“ im Vergleich zu sehen.</w:t>
       </w:r>
     </w:p>
     <w:p/>
@@ -1329,6 +1285,7 @@
   <w:style w:type="character" w:default="1" w:styleId="Absatz-Standardschriftart">
     <w:name w:val="Default Paragraph Font"/>
     <w:uiPriority w:val="1"/>
+    <w:semiHidden/>
     <w:unhideWhenUsed/>
   </w:style>
   <w:style w:type="table" w:default="1" w:styleId="NormaleTabelle">
